--- a/docs/Documento-Tecnico-Web-Torres-Titanium.docx
+++ b/docs/Documento-Tecnico-Web-Torres-Titanium.docx
@@ -9541,7 +9541,7 @@
           <w:sz w:val="22"/>
           <w:szCs w:val="22"/>
         </w:rPr>
-        <w:t xml:space="preserve">Pendiente: inscripción del banco de datos en el RNPDP (en trámite) y definición de plazos de conservación con el abogado.</w:t>
+        <w:t xml:space="preserve">Inscrito en el RNPDP: banco PROSPECTO DE CLIENTES, código INS-2026-6247 (16/10/2026). Pendiente: definición de plazos de conservación con el abogado.</w:t>
       </w:r>
     </w:p>
     <w:p>

--- a/docs/Documento-Tecnico-Web-Torres-Titanium.docx
+++ b/docs/Documento-Tecnico-Web-Torres-Titanium.docx
@@ -9541,7 +9541,7 @@
           <w:sz w:val="22"/>
           <w:szCs w:val="22"/>
         </w:rPr>
-        <w:t xml:space="preserve">Inscrito en el RNPDP: banco PROSPECTO DE CLIENTES, código INS-2026-6247 (16/10/2026). Pendiente: definición de plazos de conservación con el abogado.</w:t>
+        <w:t xml:space="preserve">Inscrito en el RNPDP: banco PROSPECTO DE CLIENTES - TORRES TITANIUM, código INS-2026-6247 (16/10/2026), modificado el 17/10/2026 (MOD-2026-2174) con transferencias internacionales declaradas a EE.UU. (Google, Meta, Resend, Cloudflare). Pendiente: definición de plazos de conservación con el abogado.</w:t>
       </w:r>
     </w:p>
     <w:p>
